--- a/00-SORU-YAZARI-ANALIZI-VE-PROMPTLAR/03-SORU-PROMPTU-1_GUMRUK-MEVZUATI.docx
+++ b/00-SORU-YAZARI-ANALIZI-VE-PROMPTLAR/03-SORU-PROMPTU-1_GUMRUK-MEVZUATI.docx
@@ -2813,13 +2813,19 @@
         <w:pStyle w:val="FirstParagraph"/>
       </w:pPr>
       <w:r>
-        <w:t xml:space="preserve">Olumsuz %30–35 · Öncüllü %18–22 · Düz %15–18 · Doğru %8–10 · Boşluk %5–7 · Eşleştirme/tablo %5–7 · Vaka %5–7 · Kavram %3–4.</w:t>
-      </w:r>
-      <w:r>
-        <w:t xml:space="preserve"> </w:t>
-      </w:r>
-      <w:r>
-        <w:t xml:space="preserve">Olumsuz kutuplu toplam ≈ %40. Öncüllülerde cevap dağılımı: ~%25</w:t>
+        <w:t xml:space="preserve">Olumsuz %38–42 · Öncüllü %20–23 · Düz %13–17 · Doğru %8–10 · Vaka %4–5 · Boşluk %3–4 · Kavram %2–4 · Eşleştirme/tablo %2–3 · Sıralama ≤%1.</w:t>
+      </w:r>
+      <w:r>
+        <w:t xml:space="preserve"> </w:t>
+      </w:r>
+      <w:r>
+        <w:t xml:space="preserve">(Gerçek GM sözel soruları: 5 yıl ortalaması olumsuz %44, öncüllü %19, düz %18, doğru %9, vaka %4, boşluk %3, kavram %2, eşleştirme %2. 2024–25’te olumsuz %39’a indi, öncüllü %23’e çıktı. Hedef bantlar son iki yıla ağırlık verir.)</w:t>
+      </w:r>
+      <w:r>
+        <w:t xml:space="preserve"> </w:t>
+      </w:r>
+      <w:r>
+        <w:t xml:space="preserve">Olumsuz kutuplu toplam ≈ %45. Öncüllülerde cevap dağılımı: ~%18</w:t>
       </w:r>
       <w:r>
         <w:t xml:space="preserve"> </w:t>
@@ -2834,7 +2840,7 @@
         <w:t xml:space="preserve">”</w:t>
       </w:r>
       <w:r>
-        <w:t xml:space="preserve">, ~%20–25 tüm öncüller, gerisi ara kombinasyon.</w:t>
+        <w:t xml:space="preserve">, ~%19 tüm öncüller, ~%63 ara kombinasyon. Öncül sayısı çoğunlukla 4, sonra 5.</w:t>
       </w:r>
     </w:p>
     <w:p>

--- a/00-SORU-YAZARI-ANALIZI-VE-PROMPTLAR/03-SORU-PROMPTU-1_GUMRUK-MEVZUATI.docx
+++ b/00-SORU-YAZARI-ANALIZI-VE-PROMPTLAR/03-SORU-PROMPTU-1_GUMRUK-MEVZUATI.docx
@@ -359,6 +359,15 @@
           <w:rStyle w:val="VerbatimChar"/>
         </w:rPr>
         <w:t xml:space="preserve">MADDE ATFI: [kapalı (varsayılan) | nadir açık]</w:t>
+      </w:r>
+      <w:r>
+        <w:br/>
+      </w:r>
+      <w:r>
+        <w:rPr>
+          <w:rStyle w:val="VerbatimChar"/>
+        </w:rPr>
+        <w:t xml:space="preserve">ALT TİP: [OTOMATİK (varsayılan; Bölüm 5) | ör. O2×3, Ö3×2, V1×1 | KARMA-24-25]</w:t>
       </w:r>
       <w:r>
         <w:br/>
@@ -2825,7 +2834,7 @@
         <w:t xml:space="preserve"> </w:t>
       </w:r>
       <w:r>
-        <w:t xml:space="preserve">Olumsuz kutuplu toplam ≈ %45. Öncüllülerde cevap dağılımı: ~%18</w:t>
+        <w:t xml:space="preserve">Olumsuz kutuplu toplam ≈ %45. Öncüllülerde cevap dağılımı: ~%19</w:t>
       </w:r>
       <w:r>
         <w:t xml:space="preserve"> </w:t>
@@ -2840,26 +2849,109 @@
         <w:t xml:space="preserve">”</w:t>
       </w:r>
       <w:r>
-        <w:t xml:space="preserve">, ~%19 tüm öncüller, ~%63 ara kombinasyon. Öncül sayısı çoğunlukla 4, sonra 5.</w:t>
-      </w:r>
-    </w:p>
-    <w:p>
-      <w:r>
-        <w:pict>
-          <v:rect style="width:0;height:1.5pt" o:hralign="center" o:hrstd="t" o:hr="t"/>
-        </w:pict>
-      </w:r>
-    </w:p>
-    <w:bookmarkEnd w:id="33"/>
-    <w:bookmarkStart w:id="34" w:name="dil-biçim-yasaklar"/>
-    <w:p>
-      <w:pPr>
-        <w:pStyle w:val="Heading2"/>
-      </w:pPr>
-      <w:r>
-        <w:t xml:space="preserve">6. DİL, BİÇİM, YASAKLAR</w:t>
-      </w:r>
-    </w:p>
+        <w:t xml:space="preserve">, ~%16 tüm öncüller (liste öncüllüde ~%31), ~%65 ara kombinasyon. Öncül sayısı çoğunlukla 4, sonra 5.</w:t>
+      </w:r>
+    </w:p>
+    <w:p>
+      <w:pPr>
+        <w:pStyle w:val="BodyText"/>
+      </w:pPr>
+      <w:r>
+        <w:rPr>
+          <w:bCs/>
+          <w:b/>
+        </w:rPr>
+        <w:t xml:space="preserve">Alt tip hedefi</w:t>
+      </w:r>
+      <w:r>
+        <w:t xml:space="preserve"> </w:t>
+      </w:r>
+      <w:r>
+        <w:t xml:space="preserve">(kodlar, gerçek örnekler ve üretim tarifleri</w:t>
+      </w:r>
+      <w:r>
+        <w:t xml:space="preserve"> </w:t>
+      </w:r>
+      <w:r>
+        <w:rPr>
+          <w:rStyle w:val="VerbatimChar"/>
+        </w:rPr>
+        <w:t xml:space="preserve">12-SORU-TIPI-KATALOGU</w:t>
+      </w:r>
+      <w:r>
+        <w:t xml:space="preserve"> </w:t>
+      </w:r>
+      <w:r>
+        <w:t xml:space="preserve">dosyasında). Gerçek GM soruları (222): O2 %27 · O1 %15 · D1 %9 (2024–25’te %5) · Ö3 %8 · G1 %8 · Ö1 %6 · Ö2 %4 · D3 %3 · D6 %3 · O3 %3 (2022’den beri neredeyse yok) · K1 %2 · vaka (V1–V3) %3 · boşluk %3 · eşleştirme %1.</w:t>
+      </w:r>
+    </w:p>
+    <w:tbl>
+      <w:tblPr>
+        <w:tblStyle w:val="Table"/>
+        <w:tblW w:type="pct" w:w="5000"/>
+        <w:tblLook w:firstRow="1" w:lastRow="0" w:firstColumn="0" w:lastColumn="0" w:noHBand="0" w:noVBand="0" w:val="0020"/>
+        <w:jc w:val="start"/>
+      </w:tblPr>
+      <w:tblGrid>
+        <w:gridCol w:w="1584"/>
+        <w:gridCol w:w="6336"/>
+      </w:tblGrid>
+      <w:tr>
+        <w:trPr>
+          <w:tblHeader w:val="true"/>
+        </w:trPr>
+        <w:tc>
+          <w:tcPr/>
+          <w:p>
+            <w:pPr>
+              <w:pStyle w:val="Compact"/>
+              <w:jc w:val="left"/>
+            </w:pPr>
+            <w:r>
+              <w:t xml:space="preserve">Bölüm</w:t>
+            </w:r>
+          </w:p>
+        </w:tc>
+        <w:tc>
+          <w:tcPr/>
+          <w:p>
+            <w:pPr>
+              <w:pStyle w:val="Compact"/>
+              <w:jc w:val="left"/>
+            </w:pPr>
+            <w:r>
+              <w:t xml:space="preserve">Alt tip hedefi</w:t>
+            </w:r>
+          </w:p>
+        </w:tc>
+      </w:tr>
+      <w:tr>
+        <w:tc>
+          <w:tcPr/>
+          <w:p>
+            <w:pPr>
+              <w:pStyle w:val="Compact"/>
+              <w:jc w:val="left"/>
+            </w:pPr>
+            <w:r>
+              <w:t xml:space="preserve">GM bölümü (42 soru)</w:t>
+            </w:r>
+          </w:p>
+        </w:tc>
+        <w:tc>
+          <w:tcPr/>
+          <w:p>
+            <w:pPr>
+              <w:pStyle w:val="Compact"/>
+              <w:jc w:val="left"/>
+            </w:pPr>
+            <w:r>
+              <w:t xml:space="preserve">O2 11 · O1 6 · Ö3 4 · G1 4 · Ö1 3 · D1 2 · Ö2 2 · D3 2 · D6 1 · K1 1 · V1/V2/V3 2 · B1/B2 2 · E1/E2 1 · esnek 1 (O3, D2 ya da G3)</w:t>
+            </w:r>
+          </w:p>
+        </w:tc>
+      </w:tr>
+    </w:tbl>
     <w:p>
       <w:pPr>
         <w:numPr>
@@ -2869,34 +2961,17 @@
         <w:pStyle w:val="Compact"/>
       </w:pPr>
       <w:r>
-        <w:t xml:space="preserve">Resmî ve kısa sınav dili kullan; yapay nitelemeler (</w:t>
-      </w:r>
-      <w:r>
-        <w:t xml:space="preserve">“</w:t>
-      </w:r>
-      <w:r>
-        <w:t xml:space="preserve">temel kural</w:t>
-      </w:r>
-      <w:r>
-        <w:t xml:space="preserve">”</w:t>
-      </w:r>
-      <w:r>
-        <w:t xml:space="preserve">,</w:t>
-      </w:r>
-      <w:r>
-        <w:t xml:space="preserve"> </w:t>
-      </w:r>
-      <w:r>
-        <w:t xml:space="preserve">“</w:t>
-      </w:r>
-      <w:r>
-        <w:t xml:space="preserve">kritik husus</w:t>
-      </w:r>
-      <w:r>
-        <w:t xml:space="preserve">”</w:t>
-      </w:r>
-      <w:r>
-        <w:t xml:space="preserve">) ekleme.</w:t>
+        <w:rPr>
+          <w:bCs/>
+          <w:b/>
+        </w:rPr>
+        <w:t xml:space="preserve">O2 GM’nin dilidir.</w:t>
+      </w:r>
+      <w:r>
+        <w:t xml:space="preserve"> </w:t>
+      </w:r>
+      <w:r>
+        <w:t xml:space="preserve">Bozma tekniklerini çeşitlendir: polarite tersi ~%23, süre/sayı ~%15, makam ~%14, uydurma şart ~%10, kapsam ~%10, kavram/belge etiketi ~%10, mutlaklaştırma ~%8. Hiçbiri O2’lerin %30’unu geçmesin.</w:t>
       </w:r>
     </w:p>
     <w:p>
@@ -2908,25 +2983,17 @@
         <w:pStyle w:val="Compact"/>
       </w:pPr>
       <w:r>
-        <w:t xml:space="preserve">Madde numarası köke yazılmaz (MADDE ATFI kapalı).</w:t>
-      </w:r>
-      <w:r>
-        <w:t xml:space="preserve"> </w:t>
-      </w:r>
-      <w:r>
-        <w:t xml:space="preserve">“</w:t>
-      </w:r>
-      <w:r>
-        <w:t xml:space="preserve">Nadir açık</w:t>
-      </w:r>
-      <w:r>
-        <w:t xml:space="preserve">”</w:t>
-      </w:r>
-      <w:r>
-        <w:t xml:space="preserve"> </w:t>
-      </w:r>
-      <w:r>
-        <w:t xml:space="preserve">ise yalnız 241/1–241/2, 234/1–234/3 gibi uygulamada adıyla anılan fıkralar şık olabilir; sette en fazla %2.</w:t>
+        <w:rPr>
+          <w:bCs/>
+          <w:b/>
+        </w:rPr>
+        <w:t xml:space="preserve">Ö3 (liste öncüllü) Ö1’den çok kullanılır</w:t>
+      </w:r>
+      <w:r>
+        <w:t xml:space="preserve"> </w:t>
+      </w:r>
+      <w:r>
+        <w:t xml:space="preserve">(18’e 13). Liste öğeleri: rejim basitleştirmeleri, sorumlular, muafiyet hâlleri, belge türleri.</w:t>
       </w:r>
     </w:p>
     <w:p>
@@ -2938,7 +3005,35 @@
         <w:pStyle w:val="Compact"/>
       </w:pPr>
       <w:r>
-        <w:t xml:space="preserve">Uydurma hüküm, sayı, makam yasak. Güncelliği şüpheli tutarı doğru cevap yapma.</w:t>
+        <w:rPr>
+          <w:bCs/>
+          <w:b/>
+        </w:rPr>
+        <w:t xml:space="preserve">D1 (çıplak sayı) azalıyor.</w:t>
+      </w:r>
+      <w:r>
+        <w:t xml:space="preserve"> </w:t>
+      </w:r>
+      <w:r>
+        <w:t xml:space="preserve">Süre ve oranları B1/B2 matrisine ya da</w:t>
+      </w:r>
+      <w:r>
+        <w:t xml:space="preserve"> </w:t>
+      </w:r>
+      <w:r>
+        <w:t xml:space="preserve">“</w:t>
+      </w:r>
+      <w:r>
+        <w:t xml:space="preserve">yalnız süresi değişen beş cümle</w:t>
+      </w:r>
+      <w:r>
+        <w:t xml:space="preserve">”</w:t>
+      </w:r>
+      <w:r>
+        <w:t xml:space="preserve"> </w:t>
+      </w:r>
+      <w:r>
+        <w:t xml:space="preserve">kalıbına (G1) taşı.</w:t>
       </w:r>
     </w:p>
     <w:p>
@@ -2950,31 +3045,17 @@
         <w:pStyle w:val="Compact"/>
       </w:pPr>
       <w:r>
-        <w:t xml:space="preserve">Çıkmış soruyu kopyalama; ölçtüğü bilgiyi mutlaka yeni kurguyla sor.</w:t>
-      </w:r>
-    </w:p>
-    <w:p>
-      <w:pPr>
-        <w:numPr>
-          <w:ilvl w:val="0"/>
-          <w:numId w:val="1007"/>
-        </w:numPr>
-        <w:pStyle w:val="Compact"/>
-      </w:pPr>
-      <w:r>
-        <w:t xml:space="preserve">Bir sorunun kökü veya öncülü başka sorunun cevabını vermesin.</w:t>
-      </w:r>
-    </w:p>
-    <w:p>
-      <w:pPr>
-        <w:numPr>
-          <w:ilvl w:val="0"/>
-          <w:numId w:val="1007"/>
-        </w:numPr>
-        <w:pStyle w:val="Compact"/>
-      </w:pPr>
-      <w:r>
-        <w:t xml:space="preserve">Harf dağılımı N/5 ± 2; aynı harf en fazla 3 kez üst üste. Doğru şık cümle şıklarda en fazla %25 en uzun, en fazla %20 en kısa.</w:t>
+        <w:rPr>
+          <w:bCs/>
+          <w:b/>
+        </w:rPr>
+        <w:t xml:space="preserve">Seri bloklar:</w:t>
+      </w:r>
+      <w:r>
+        <w:t xml:space="preserve"> </w:t>
+      </w:r>
+      <w:r>
+        <w:t xml:space="preserve">2025’te transit 65–70 ve antrepo 78–83 gibi; seri içinde alt tip değişsin (O2 → Ö1 → V1).</w:t>
       </w:r>
     </w:p>
     <w:p>
@@ -2984,46 +3065,131 @@
         </w:pict>
       </w:r>
     </w:p>
-    <w:bookmarkEnd w:id="34"/>
-    <w:bookmarkStart w:id="35" w:name="öz-denetim-her-soru-set-sonu-tablosu"/>
+    <w:bookmarkEnd w:id="33"/>
+    <w:bookmarkStart w:id="34" w:name="dil-biçim-yasaklar"/>
     <w:p>
       <w:pPr>
         <w:pStyle w:val="Heading2"/>
       </w:pPr>
       <w:r>
-        <w:t xml:space="preserve">7. ÖZ-DENETİM (her soru + set sonu tablosu)</w:t>
-      </w:r>
-    </w:p>
-    <w:p>
-      <w:pPr>
-        <w:pStyle w:val="FirstParagraph"/>
-      </w:pPr>
-      <w:r>
-        <w:t xml:space="preserve">Mevzuat kesinliği · kalıp uygunluğu · kurum dili · tek doğru · çeldiricilerin aynı kategoride olması · tekrar/ipucu kontrolü · cevap–gerekçe uyumu.</w:t>
-      </w:r>
-      <w:r>
-        <w:t xml:space="preserve"> </w:t>
-      </w:r>
-      <w:r>
-        <w:t xml:space="preserve">Set sonu: kök tipi dağılımı, olumsuz kutuplu toplam, harf dağılımı, madde kapsama haritası, uydurma kontrolü (0).</w:t>
-      </w:r>
-      <w:r>
-        <w:t xml:space="preserve"> </w:t>
-      </w:r>
-      <w:r>
-        <w:t xml:space="preserve">MOD A’da:</w:t>
-      </w:r>
-      <w:r>
-        <w:t xml:space="preserve"> </w:t>
+        <w:t xml:space="preserve">6. DİL, BİÇİM, YASAKLAR</w:t>
+      </w:r>
+    </w:p>
+    <w:p>
+      <w:pPr>
+        <w:numPr>
+          <w:ilvl w:val="0"/>
+          <w:numId w:val="1008"/>
+        </w:numPr>
+        <w:pStyle w:val="Compact"/>
+      </w:pPr>
+      <w:r>
+        <w:t xml:space="preserve">Resmî ve kısa sınav dili kullan; yapay nitelemeler (</w:t>
       </w:r>
       <w:r>
         <w:t xml:space="preserve">“</w:t>
       </w:r>
       <w:r>
-        <w:t xml:space="preserve">Bu metinden çıkarılabilecek sınav değeri taşıyan soru alanları tüketilmiştir.</w:t>
+        <w:t xml:space="preserve">temel kural</w:t>
       </w:r>
       <w:r>
         <w:t xml:space="preserve">”</w:t>
+      </w:r>
+      <w:r>
+        <w:t xml:space="preserve">,</w:t>
+      </w:r>
+      <w:r>
+        <w:t xml:space="preserve"> </w:t>
+      </w:r>
+      <w:r>
+        <w:t xml:space="preserve">“</w:t>
+      </w:r>
+      <w:r>
+        <w:t xml:space="preserve">kritik husus</w:t>
+      </w:r>
+      <w:r>
+        <w:t xml:space="preserve">”</w:t>
+      </w:r>
+      <w:r>
+        <w:t xml:space="preserve">) ekleme.</w:t>
+      </w:r>
+    </w:p>
+    <w:p>
+      <w:pPr>
+        <w:numPr>
+          <w:ilvl w:val="0"/>
+          <w:numId w:val="1008"/>
+        </w:numPr>
+        <w:pStyle w:val="Compact"/>
+      </w:pPr>
+      <w:r>
+        <w:t xml:space="preserve">Madde numarası: Gerçek sınavda ~%8 soruda kökte dayanak olarak geçer, ama numarayı bilmek cevabı vermez. MADDE ATFI kapalıysa (varsayılan) köke yazılmaz.</w:t>
+      </w:r>
+      <w:r>
+        <w:t xml:space="preserve"> </w:t>
+      </w:r>
+      <w:r>
+        <w:t xml:space="preserve">“</w:t>
+      </w:r>
+      <w:r>
+        <w:t xml:space="preserve">Nadir açık</w:t>
+      </w:r>
+      <w:r>
+        <w:t xml:space="preserve">”</w:t>
+      </w:r>
+      <w:r>
+        <w:t xml:space="preserve"> </w:t>
+      </w:r>
+      <w:r>
+        <w:t xml:space="preserve">ise en fazla %8 ve yalnız dayanak gösterimi olarak; numaranın kendisi yalnız 241/1–241/2, 234/1–234/3 gibi uygulamada adıyla anılan fıkralarda şık olabilir.</w:t>
+      </w:r>
+    </w:p>
+    <w:p>
+      <w:pPr>
+        <w:numPr>
+          <w:ilvl w:val="0"/>
+          <w:numId w:val="1008"/>
+        </w:numPr>
+        <w:pStyle w:val="Compact"/>
+      </w:pPr>
+      <w:r>
+        <w:t xml:space="preserve">Uydurma hüküm, sayı, makam yasak. Güncelliği şüpheli tutarı doğru cevap yapma.</w:t>
+      </w:r>
+    </w:p>
+    <w:p>
+      <w:pPr>
+        <w:numPr>
+          <w:ilvl w:val="0"/>
+          <w:numId w:val="1008"/>
+        </w:numPr>
+        <w:pStyle w:val="Compact"/>
+      </w:pPr>
+      <w:r>
+        <w:t xml:space="preserve">Çıkmış soruyu kopyalama; ölçtüğü bilgiyi mutlaka yeni kurguyla sor.</w:t>
+      </w:r>
+    </w:p>
+    <w:p>
+      <w:pPr>
+        <w:numPr>
+          <w:ilvl w:val="0"/>
+          <w:numId w:val="1008"/>
+        </w:numPr>
+        <w:pStyle w:val="Compact"/>
+      </w:pPr>
+      <w:r>
+        <w:t xml:space="preserve">Bir sorunun kökü veya öncülü başka sorunun cevabını vermesin.</w:t>
+      </w:r>
+    </w:p>
+    <w:p>
+      <w:pPr>
+        <w:numPr>
+          <w:ilvl w:val="0"/>
+          <w:numId w:val="1008"/>
+        </w:numPr>
+        <w:pStyle w:val="Compact"/>
+      </w:pPr>
+      <w:r>
+        <w:t xml:space="preserve">Harf dağılımı N/5 ± 2; aynı harf en fazla 3 kez üst üste. Doğru şık cümle şıklarda en fazla %25 en uzun, en fazla %20 en kısa.</w:t>
       </w:r>
     </w:p>
     <w:p>
@@ -3033,121 +3199,46 @@
         </w:pict>
       </w:r>
     </w:p>
-    <w:bookmarkEnd w:id="35"/>
-    <w:bookmarkStart w:id="36" w:name="çikti-şablonu"/>
+    <w:bookmarkEnd w:id="34"/>
+    <w:bookmarkStart w:id="35" w:name="öz-denetim-her-soru-set-sonu-tablosu"/>
     <w:p>
       <w:pPr>
         <w:pStyle w:val="Heading2"/>
       </w:pPr>
       <w:r>
-        <w:t xml:space="preserve">8. ÇIKTI ŞABLONU</w:t>
-      </w:r>
-    </w:p>
-    <w:p>
-      <w:pPr>
-        <w:pStyle w:val="SourceCode"/>
-      </w:pPr>
-      <w:r>
-        <w:rPr>
-          <w:rStyle w:val="VerbatimChar"/>
-        </w:rPr>
-        <w:t xml:space="preserve">### [Mevzuat adı – Madde/konu]</w:t>
-      </w:r>
-      <w:r>
-        <w:br/>
-      </w:r>
-      <w:r>
-        <w:br/>
-      </w:r>
-      <w:r>
-        <w:rPr>
-          <w:rStyle w:val="VerbatimChar"/>
-        </w:rPr>
-        <w:t xml:space="preserve">1- [Soru kökü]</w:t>
-      </w:r>
-      <w:r>
-        <w:br/>
-      </w:r>
-      <w:r>
-        <w:rPr>
-          <w:rStyle w:val="VerbatimChar"/>
-        </w:rPr>
-        <w:t xml:space="preserve">A) …</w:t>
-      </w:r>
-      <w:r>
-        <w:br/>
-      </w:r>
-      <w:r>
-        <w:rPr>
-          <w:rStyle w:val="VerbatimChar"/>
-        </w:rPr>
-        <w:t xml:space="preserve">B) …</w:t>
-      </w:r>
-      <w:r>
-        <w:br/>
-      </w:r>
-      <w:r>
-        <w:rPr>
-          <w:rStyle w:val="VerbatimChar"/>
-        </w:rPr>
-        <w:t xml:space="preserve">C) …</w:t>
-      </w:r>
-      <w:r>
-        <w:br/>
-      </w:r>
-      <w:r>
-        <w:rPr>
-          <w:rStyle w:val="VerbatimChar"/>
-        </w:rPr>
-        <w:t xml:space="preserve">D) …</w:t>
-      </w:r>
-      <w:r>
-        <w:br/>
-      </w:r>
-      <w:r>
-        <w:rPr>
-          <w:rStyle w:val="VerbatimChar"/>
-        </w:rPr>
-        <w:t xml:space="preserve">E) …</w:t>
-      </w:r>
-      <w:r>
-        <w:br/>
-      </w:r>
-      <w:r>
-        <w:br/>
-      </w:r>
-      <w:r>
-        <w:rPr>
-          <w:rStyle w:val="VerbatimChar"/>
-        </w:rPr>
-        <w:t xml:space="preserve">Doğru Cevap: X</w:t>
-      </w:r>
-      <w:r>
-        <w:br/>
-      </w:r>
-      <w:r>
-        <w:rPr>
-          <w:rStyle w:val="VerbatimChar"/>
-        </w:rPr>
-        <w:t xml:space="preserve">Gerekçe: Mevzuata göre … . Bu nedenle doğru cevap X seçeneğidir. [Diğer şıkların neden doğru/yanlış olduğu kısaca.] (MD …)</w:t>
-      </w:r>
-      <w:r>
-        <w:br/>
-      </w:r>
-      <w:r>
-        <w:rPr>
-          <w:rStyle w:val="VerbatimChar"/>
-        </w:rPr>
-        <w:t xml:space="preserve">Tuzak: [Adayın hangi yanlış inançla hangi şıkka kayacağı]</w:t>
-      </w:r>
-      <w:r>
-        <w:br/>
-      </w:r>
-      <w:r>
-        <w:rPr>
-          <w:rStyle w:val="VerbatimChar"/>
-        </w:rPr>
-        <w:t xml:space="preserve">Kalıp/Teknik: [bilgi türü – kök tipi – bozma tekniği]</w:t>
+        <w:t xml:space="preserve">7. ÖZ-DENETİM (her soru + set sonu tablosu)</w:t>
+      </w:r>
+    </w:p>
+    <w:p>
+      <w:pPr>
+        <w:pStyle w:val="FirstParagraph"/>
+      </w:pPr>
+      <w:r>
+        <w:t xml:space="preserve">Mevzuat kesinliği · kalıp uygunluğu · kurum dili · tek doğru · çeldiricilerin aynı kategoride olması · tekrar/ipucu kontrolü · cevap–gerekçe uyumu.</w:t>
+      </w:r>
+      <w:r>
+        <w:t xml:space="preserve"> </w:t>
+      </w:r>
+      <w:r>
+        <w:t xml:space="preserve">Set sonu: kök tipi dağılımı, olumsuz kutuplu toplam, harf dağılımı, madde kapsama haritası, uydurma kontrolü (0).</w:t>
+      </w:r>
+      <w:r>
+        <w:t xml:space="preserve"> </w:t>
+      </w:r>
+      <w:r>
+        <w:t xml:space="preserve">MOD A’da:</w:t>
+      </w:r>
+      <w:r>
+        <w:t xml:space="preserve"> </w:t>
+      </w:r>
+      <w:r>
+        <w:t xml:space="preserve">“</w:t>
+      </w:r>
+      <w:r>
+        <w:t xml:space="preserve">Bu metinden çıkarılabilecek sınav değeri taşıyan soru alanları tüketilmiştir.</w:t>
+      </w:r>
+      <w:r>
+        <w:t xml:space="preserve">”</w:t>
       </w:r>
     </w:p>
     <w:p>
@@ -3157,6 +3248,130 @@
         </w:pict>
       </w:r>
     </w:p>
+    <w:bookmarkEnd w:id="35"/>
+    <w:bookmarkStart w:id="36" w:name="çikti-şablonu"/>
+    <w:p>
+      <w:pPr>
+        <w:pStyle w:val="Heading2"/>
+      </w:pPr>
+      <w:r>
+        <w:t xml:space="preserve">8. ÇIKTI ŞABLONU</w:t>
+      </w:r>
+    </w:p>
+    <w:p>
+      <w:pPr>
+        <w:pStyle w:val="SourceCode"/>
+      </w:pPr>
+      <w:r>
+        <w:rPr>
+          <w:rStyle w:val="VerbatimChar"/>
+        </w:rPr>
+        <w:t xml:space="preserve">### [Mevzuat adı – Madde/konu]</w:t>
+      </w:r>
+      <w:r>
+        <w:br/>
+      </w:r>
+      <w:r>
+        <w:br/>
+      </w:r>
+      <w:r>
+        <w:rPr>
+          <w:rStyle w:val="VerbatimChar"/>
+        </w:rPr>
+        <w:t xml:space="preserve">1- [Soru kökü]</w:t>
+      </w:r>
+      <w:r>
+        <w:br/>
+      </w:r>
+      <w:r>
+        <w:rPr>
+          <w:rStyle w:val="VerbatimChar"/>
+        </w:rPr>
+        <w:t xml:space="preserve">A) …</w:t>
+      </w:r>
+      <w:r>
+        <w:br/>
+      </w:r>
+      <w:r>
+        <w:rPr>
+          <w:rStyle w:val="VerbatimChar"/>
+        </w:rPr>
+        <w:t xml:space="preserve">B) …</w:t>
+      </w:r>
+      <w:r>
+        <w:br/>
+      </w:r>
+      <w:r>
+        <w:rPr>
+          <w:rStyle w:val="VerbatimChar"/>
+        </w:rPr>
+        <w:t xml:space="preserve">C) …</w:t>
+      </w:r>
+      <w:r>
+        <w:br/>
+      </w:r>
+      <w:r>
+        <w:rPr>
+          <w:rStyle w:val="VerbatimChar"/>
+        </w:rPr>
+        <w:t xml:space="preserve">D) …</w:t>
+      </w:r>
+      <w:r>
+        <w:br/>
+      </w:r>
+      <w:r>
+        <w:rPr>
+          <w:rStyle w:val="VerbatimChar"/>
+        </w:rPr>
+        <w:t xml:space="preserve">E) …</w:t>
+      </w:r>
+      <w:r>
+        <w:br/>
+      </w:r>
+      <w:r>
+        <w:br/>
+      </w:r>
+      <w:r>
+        <w:rPr>
+          <w:rStyle w:val="VerbatimChar"/>
+        </w:rPr>
+        <w:t xml:space="preserve">Doğru Cevap: X</w:t>
+      </w:r>
+      <w:r>
+        <w:br/>
+      </w:r>
+      <w:r>
+        <w:rPr>
+          <w:rStyle w:val="VerbatimChar"/>
+        </w:rPr>
+        <w:t xml:space="preserve">Gerekçe: Mevzuata göre … . Bu nedenle doğru cevap X seçeneğidir. [Diğer şıkların neden doğru/yanlış olduğu kısaca.] (MD …)</w:t>
+      </w:r>
+      <w:r>
+        <w:br/>
+      </w:r>
+      <w:r>
+        <w:rPr>
+          <w:rStyle w:val="VerbatimChar"/>
+        </w:rPr>
+        <w:t xml:space="preserve">Tuzak: [Adayın hangi yanlış inançla hangi şıkka kayacağı]</w:t>
+      </w:r>
+      <w:r>
+        <w:br/>
+      </w:r>
+      <w:r>
+        <w:rPr>
+          <w:rStyle w:val="VerbatimChar"/>
+        </w:rPr>
+        <w:t xml:space="preserve">Kalıp/Teknik: [alt tip kodu – bilgi türü – bozma tekniği]</w:t>
+      </w:r>
+    </w:p>
+    <w:p>
+      <w:r>
+        <w:pict>
+          <v:rect style="width:0;height:1.5pt" o:hralign="center" o:hrstd="t" o:hr="t"/>
+        </w:pict>
+      </w:r>
+    </w:p>
     <w:bookmarkEnd w:id="36"/>
     <w:bookmarkStart w:id="37" w:name="X7b0a66a0dfe7f17742986fe737dbdd8cc2a3c11"/>
     <w:p>
@@ -3271,7 +3486,7 @@
         <w:rPr>
           <w:rStyle w:val="VerbatimChar"/>
         </w:rPr>
-        <w:t xml:space="preserve">Kalıp/Teknik: Hukuki sonuç – tarihli vaka – rejim türü kaydırma + tarih kaydırma</w:t>
+        <w:t xml:space="preserve">Kalıp/Teknik: V1 – hukuki sonuç – rejim türü kaydırma + tarih kaydırma</w:t>
       </w:r>
     </w:p>
     <w:p>
@@ -3422,7 +3637,7 @@
         <w:rPr>
           <w:rStyle w:val="VerbatimChar"/>
         </w:rPr>
-        <w:t xml:space="preserve">Kalıp/Teknik: Usul – öncüllü (4) – etiket kaydırma (LRN/MRN) + kapsam genişletme (kefil)</w:t>
+        <w:t xml:space="preserve">Kalıp/Teknik: Ö1 (4 öncül) – usul – etiket kaydırma (LRN/MRN) + kapsam genişletme (kefil)</w:t>
       </w:r>
     </w:p>
     <w:bookmarkEnd w:id="37"/>
@@ -3631,6 +3846,9 @@
     <w:abstractNumId w:val="991"/>
   </w:num>
   <w:num w:numId="1007">
+    <w:abstractNumId w:val="991"/>
+  </w:num>
+  <w:num w:numId="1008">
     <w:abstractNumId w:val="991"/>
   </w:num>
 </w:numbering>
